--- a/fra/docx/011.content.docx
+++ b/fra/docx/011.content.docx
@@ -1872,6 +1872,132 @@
         <w:rPr>
           <w:lang w:val="fr_FR" w:bidi="fr_FR"/>
         </w:rPr>
+        <w:t>Karnaïm, Qarnaïm</w:t>
+      </w:r>
+      <w:r>
+        <w:rPr>
+          <w:lang w:val="fr_FR" w:bidi="fr_FR"/>
+        </w:rPr>
+      </w:r>
+    </w:p>
+    <w:p>
+      <w:pPr/>
+      <w:r>
+        <w:rPr>
+          <w:lang w:val="fr_FR" w:bidi="fr_FR"/>
+        </w:rPr>
+      </w:r>
+      <w:r>
+        <w:rPr>
+          <w:lang w:val="fr_FR" w:bidi="fr_FR"/>
+        </w:rPr>
+        <w:t xml:space="preserve">Ville située le long de la route royale et de l’un des affluents du Yarmouk au nord-est. Elle aurait été localisée à 35 kilomètres à l’est de la mer de Galilée, sur le plateau transjordanien. Le prophète Amos prophétise contre Karnaïm, annonçant sa destruction imminente en raison de sa méchanceté, voir </w:t>
+      </w:r>
+      <w:r>
+        <w:rPr>
+          <w:lang w:val="fr_FR" w:bidi="fr_FR"/>
+        </w:rPr>
+        <w:t>Amos 6.13</w:t>
+      </w:r>
+      <w:r>
+        <w:rPr>
+          <w:lang w:val="fr_FR" w:bidi="fr_FR"/>
+        </w:rPr>
+        <w:t xml:space="preserve"> dans la Nouvelle Bible Segond : « </w:t>
+      </w:r>
+      <w:r>
+        <w:rPr>
+          <w:lang w:val="fr_FR" w:bidi="fr_FR"/>
+        </w:rPr>
+        <w:t xml:space="preserve">Vous vous réjouissez de Lo-Dabar (« Rien »), vous dites : N’est-ce pas par notre force que nous avons pris Qarnaïm (« Les Deux Cornes ») ? </w:t>
+      </w:r>
+      <w:r>
+        <w:rPr>
+          <w:lang w:val="fr_FR" w:bidi="fr_FR"/>
+        </w:rPr>
+        <w:t>»</w:t>
+      </w:r>
+    </w:p>
+    <w:p>
+      <w:pPr/>
+      <w:r>
+        <w:rPr>
+          <w:lang w:val="fr_FR" w:bidi="fr_FR"/>
+        </w:rPr>
+      </w:r>
+      <w:r>
+        <w:rPr>
+          <w:lang w:val="fr_FR" w:bidi="fr_FR"/>
+        </w:rPr>
+        <w:t>Karnaïm devient la principale ville de la région après le déclin de sa ville sœur, Aschteroth. Karnaïm devient le centre administratif d’une province assyrienne au 7</w:t>
+      </w:r>
+      <w:r>
+        <w:rPr>
+          <w:vertAlign w:val="superscript"/>
+          <w:lang w:val="fr_FR" w:bidi="fr_FR"/>
+        </w:rPr>
+        <w:t>e</w:t>
+      </w:r>
+      <w:r>
+        <w:rPr>
+          <w:lang w:val="fr_FR" w:bidi="fr_FR"/>
+        </w:rPr>
+        <w:t xml:space="preserve"> siècle av. J.‑C. En 163 av. J.‑C., elle est conquise par Judas Maccabée (1 M 5.26, 43–44). Certaines traditions chrétiennes et juives affirment qu'il s'agit de la patrie de Job.</w:t>
+      </w:r>
+    </w:p>
+    <w:p>
+      <w:pPr/>
+      <w:r>
+        <w:rPr>
+          <w:lang w:val="fr_FR" w:bidi="fr_FR"/>
+        </w:rPr>
+      </w:r>
+      <w:r>
+        <w:rPr>
+          <w:i/>
+          <w:lang w:val="fr_FR" w:bidi="fr_FR"/>
+        </w:rPr>
+        <w:t>Voir aussi</w:t>
+      </w:r>
+      <w:r>
+        <w:rPr>
+          <w:lang w:val="fr_FR" w:bidi="fr_FR"/>
+        </w:rPr>
+        <w:t xml:space="preserve"> </w:t>
+      </w:r>
+      <w:r>
+        <w:rPr>
+          <w:lang w:val="fr_FR" w:bidi="fr_FR"/>
+        </w:rPr>
+        <w:t>Aschteroth-Karnaïm</w:t>
+      </w:r>
+      <w:r>
+        <w:rPr>
+          <w:lang w:val="fr_FR" w:bidi="fr_FR"/>
+        </w:rPr>
+      </w:r>
+      <w:r>
+        <w:rPr>
+          <w:lang w:val="fr_FR" w:bidi="fr_FR"/>
+        </w:rPr>
+      </w:r>
+    </w:p>
+    <w:p>
+      <w:pPr/>
+      <w:r>
+        <w:rPr>
+          <w:lang w:val="fr_FR" w:bidi="fr_FR"/>
+        </w:rPr>
+      </w:r>
+    </w:p>
+    <w:p>
+      <w:pPr>
+        <w:pStyle w:val="Heading2"/>
+      </w:pPr>
+      <w:r>
+        <w:rPr>
+          <w:lang w:val="fr_FR" w:bidi="fr_FR"/>
+        </w:rPr>
         <w:t>Karnaïn, Karnaïm</w:t>
       </w:r>
       <w:r>
@@ -6720,6 +6846,66 @@
         <w:rPr>
           <w:lang w:val="fr_FR" w:bidi="fr_FR"/>
         </w:rPr>
+        <w:t>Kéren-Happuc</w:t>
+      </w:r>
+      <w:r>
+        <w:rPr>
+          <w:lang w:val="fr_FR" w:bidi="fr_FR"/>
+        </w:rPr>
+      </w:r>
+    </w:p>
+    <w:p>
+      <w:pPr/>
+      <w:r>
+        <w:rPr>
+          <w:lang w:val="fr_FR" w:bidi="fr_FR"/>
+        </w:rPr>
+      </w:r>
+      <w:r>
+        <w:rPr>
+          <w:lang w:val="fr_FR" w:bidi="fr_FR"/>
+        </w:rPr>
+        <w:t>Troisième fille de Job, sœur de Jemima et de Ketsia. Elle est mentionnée parmi les membres de la famille de Job au moment de son rétablissement (</w:t>
+      </w:r>
+      <w:r>
+        <w:rPr>
+          <w:lang w:val="fr_FR" w:bidi="fr_FR"/>
+        </w:rPr>
+        <w:t>Jb 42.14</w:t>
+      </w:r>
+      <w:r>
+        <w:rPr>
+          <w:lang w:val="fr_FR" w:bidi="fr_FR"/>
+        </w:rPr>
+        <w:t>). Son père lui donne, comme à ses sœurs, un héritage parmi leurs frères.</w:t>
+      </w:r>
+      <w:r>
+        <w:rPr>
+          <w:lang w:val="fr_FR" w:bidi="fr_FR"/>
+        </w:rPr>
+      </w:r>
+      <w:r>
+        <w:rPr>
+          <w:lang w:val="fr_FR" w:bidi="fr_FR"/>
+        </w:rPr>
+      </w:r>
+    </w:p>
+    <w:p>
+      <w:pPr/>
+      <w:r>
+        <w:rPr>
+          <w:lang w:val="fr_FR" w:bidi="fr_FR"/>
+        </w:rPr>
+      </w:r>
+    </w:p>
+    <w:p>
+      <w:pPr>
+        <w:pStyle w:val="Heading2"/>
+      </w:pPr>
+      <w:r>
+        <w:rPr>
+          <w:lang w:val="fr_FR" w:bidi="fr_FR"/>
+        </w:rPr>
         <w:t>Kéréthiens</w:t>
       </w:r>
       <w:r>
@@ -7596,6 +7782,66 @@
         <w:rPr>
           <w:lang w:val="fr_FR" w:bidi="fr_FR"/>
         </w:rPr>
+        <w:t>Ketsia</w:t>
+      </w:r>
+      <w:r>
+        <w:rPr>
+          <w:lang w:val="fr_FR" w:bidi="fr_FR"/>
+        </w:rPr>
+      </w:r>
+    </w:p>
+    <w:p>
+      <w:pPr/>
+      <w:r>
+        <w:rPr>
+          <w:lang w:val="fr_FR" w:bidi="fr_FR"/>
+        </w:rPr>
+      </w:r>
+      <w:r>
+        <w:rPr>
+          <w:lang w:val="fr_FR" w:bidi="fr_FR"/>
+        </w:rPr>
+        <w:t>Deuxième fille de Job qui naît quand Dieu rétablit sa fortune (</w:t>
+      </w:r>
+      <w:r>
+        <w:rPr>
+          <w:lang w:val="fr_FR" w:bidi="fr_FR"/>
+        </w:rPr>
+        <w:t>Jb 42.14</w:t>
+      </w:r>
+      <w:r>
+        <w:rPr>
+          <w:lang w:val="fr_FR" w:bidi="fr_FR"/>
+        </w:rPr>
+        <w:t>). Job lui donne un héritage, ainsi qu'à ses deux sœurs, parmi leurs frères.</w:t>
+      </w:r>
+      <w:r>
+        <w:rPr>
+          <w:lang w:val="fr_FR" w:bidi="fr_FR"/>
+        </w:rPr>
+      </w:r>
+      <w:r>
+        <w:rPr>
+          <w:lang w:val="fr_FR" w:bidi="fr_FR"/>
+        </w:rPr>
+      </w:r>
+    </w:p>
+    <w:p>
+      <w:pPr/>
+      <w:r>
+        <w:rPr>
+          <w:lang w:val="fr_FR" w:bidi="fr_FR"/>
+        </w:rPr>
+      </w:r>
+    </w:p>
+    <w:p>
+      <w:pPr>
+        <w:pStyle w:val="Heading2"/>
+      </w:pPr>
+      <w:r>
+        <w:rPr>
+          <w:lang w:val="fr_FR" w:bidi="fr_FR"/>
+        </w:rPr>
         <w:t>Ketura</w:t>
       </w:r>
       <w:r>
@@ -11495,6 +11741,192 @@
         <w:rPr>
           <w:lang w:val="fr_FR" w:bidi="fr_FR"/>
         </w:rPr>
+        <w:t>Kiun</w:t>
+      </w:r>
+      <w:r>
+        <w:rPr>
+          <w:lang w:val="fr_FR" w:bidi="fr_FR"/>
+        </w:rPr>
+      </w:r>
+    </w:p>
+    <w:p>
+      <w:pPr/>
+      <w:r>
+        <w:rPr>
+          <w:lang w:val="fr_FR" w:bidi="fr_FR"/>
+        </w:rPr>
+      </w:r>
+      <w:r>
+        <w:rPr>
+          <w:lang w:val="fr_FR" w:bidi="fr_FR"/>
+        </w:rPr>
+        <w:t xml:space="preserve">Orthographe dans plusieurs versions françaises anciennes du nom de Kewan (ou Kiyyoun), mentionné dans </w:t>
+      </w:r>
+      <w:r>
+        <w:rPr>
+          <w:lang w:val="fr_FR" w:bidi="fr_FR"/>
+        </w:rPr>
+        <w:t>Amos 5.26</w:t>
+      </w:r>
+      <w:r>
+        <w:rPr>
+          <w:lang w:val="fr_FR" w:bidi="fr_FR"/>
+        </w:rPr>
+        <w:t>. Kewan était un dieu assyrien associé aux étoiles.</w:t>
+      </w:r>
+    </w:p>
+    <w:p>
+      <w:pPr/>
+      <w:r>
+        <w:rPr>
+          <w:lang w:val="fr_FR" w:bidi="fr_FR"/>
+        </w:rPr>
+      </w:r>
+      <w:r>
+        <w:rPr>
+          <w:i/>
+          <w:lang w:val="fr_FR" w:bidi="fr_FR"/>
+        </w:rPr>
+        <w:t>Voir</w:t>
+      </w:r>
+      <w:r>
+        <w:rPr>
+          <w:lang w:val="fr_FR" w:bidi="fr_FR"/>
+        </w:rPr>
+        <w:t xml:space="preserve"> </w:t>
+      </w:r>
+      <w:r>
+        <w:rPr>
+          <w:lang w:val="fr_FR" w:bidi="fr_FR"/>
+        </w:rPr>
+        <w:t>Kewan</w:t>
+      </w:r>
+      <w:r>
+        <w:rPr>
+          <w:lang w:val="fr_FR" w:bidi="fr_FR"/>
+        </w:rPr>
+        <w:t>.</w:t>
+      </w:r>
+      <w:r>
+        <w:rPr>
+          <w:lang w:val="fr_FR" w:bidi="fr_FR"/>
+        </w:rPr>
+      </w:r>
+      <w:r>
+        <w:rPr>
+          <w:lang w:val="fr_FR" w:bidi="fr_FR"/>
+        </w:rPr>
+      </w:r>
+    </w:p>
+    <w:p>
+      <w:pPr/>
+      <w:r>
+        <w:rPr>
+          <w:lang w:val="fr_FR" w:bidi="fr_FR"/>
+        </w:rPr>
+      </w:r>
+    </w:p>
+    <w:p>
+      <w:pPr>
+        <w:pStyle w:val="Heading2"/>
+      </w:pPr>
+      <w:r>
+        <w:rPr>
+          <w:lang w:val="fr_FR" w:bidi="fr_FR"/>
+        </w:rPr>
+        <w:t>Kiyoun, Kewan</w:t>
+      </w:r>
+      <w:r>
+        <w:rPr>
+          <w:lang w:val="fr_FR" w:bidi="fr_FR"/>
+        </w:rPr>
+      </w:r>
+    </w:p>
+    <w:p>
+      <w:pPr/>
+      <w:r>
+        <w:rPr>
+          <w:lang w:val="fr_FR" w:bidi="fr_FR"/>
+        </w:rPr>
+      </w:r>
+      <w:r>
+        <w:rPr>
+          <w:lang w:val="fr_FR" w:bidi="fr_FR"/>
+        </w:rPr>
+        <w:t xml:space="preserve">Dieu mésopotamien associé aux étoiles qui est mentionné dans </w:t>
+      </w:r>
+      <w:r>
+        <w:rPr>
+          <w:lang w:val="fr_FR" w:bidi="fr_FR"/>
+        </w:rPr>
+        <w:t>Amos 5.26</w:t>
+      </w:r>
+      <w:r>
+        <w:rPr>
+          <w:lang w:val="fr_FR" w:bidi="fr_FR"/>
+        </w:rPr>
+        <w:t>. La Louis Segond ne traduit pas son nom comme un nom propre mais interprète le sens de la racine du mot par « piédestal ». Cependant, la majorité des versions françaises modernes reconnaissent dans le terme le nom de cette divinité et le traduisent par Kiyoun, Kewan ou d'autres variantes de ce nom.</w:t>
+      </w:r>
+    </w:p>
+    <w:p>
+      <w:pPr/>
+      <w:r>
+        <w:rPr>
+          <w:lang w:val="fr_FR" w:bidi="fr_FR"/>
+        </w:rPr>
+      </w:r>
+      <w:r>
+        <w:rPr>
+          <w:i/>
+          <w:lang w:val="fr_FR" w:bidi="fr_FR"/>
+        </w:rPr>
+        <w:t>Voir aussi</w:t>
+      </w:r>
+      <w:r>
+        <w:rPr>
+          <w:lang w:val="fr_FR" w:bidi="fr_FR"/>
+        </w:rPr>
+        <w:t xml:space="preserve"> </w:t>
+      </w:r>
+      <w:r>
+        <w:rPr>
+          <w:lang w:val="fr_FR" w:bidi="fr_FR"/>
+        </w:rPr>
+        <w:t>Sikkouth</w:t>
+      </w:r>
+      <w:r>
+        <w:rPr>
+          <w:lang w:val="fr_FR" w:bidi="fr_FR"/>
+        </w:rPr>
+        <w:t>.</w:t>
+      </w:r>
+      <w:r>
+        <w:rPr>
+          <w:lang w:val="fr_FR" w:bidi="fr_FR"/>
+        </w:rPr>
+      </w:r>
+      <w:r>
+        <w:rPr>
+          <w:lang w:val="fr_FR" w:bidi="fr_FR"/>
+        </w:rPr>
+      </w:r>
+    </w:p>
+    <w:p>
+      <w:pPr/>
+      <w:r>
+        <w:rPr>
+          <w:lang w:val="fr_FR" w:bidi="fr_FR"/>
+        </w:rPr>
+      </w:r>
+    </w:p>
+    <w:p>
+      <w:pPr>
+        <w:pStyle w:val="Heading2"/>
+      </w:pPr>
+      <w:r>
+        <w:rPr>
+          <w:lang w:val="fr_FR" w:bidi="fr_FR"/>
+        </w:rPr>
         <w:t>Kola</w:t>
       </w:r>
       <w:r>
@@ -12540,6 +12972,131 @@
           <w:lang w:val="fr_FR" w:bidi="fr_FR"/>
         </w:rPr>
         <w:t>).</w:t>
+      </w:r>
+      <w:r>
+        <w:rPr>
+          <w:lang w:val="fr_FR" w:bidi="fr_FR"/>
+        </w:rPr>
+      </w:r>
+      <w:r>
+        <w:rPr>
+          <w:lang w:val="fr_FR" w:bidi="fr_FR"/>
+        </w:rPr>
+      </w:r>
+    </w:p>
+    <w:p>
+      <w:pPr/>
+      <w:r>
+        <w:rPr>
+          <w:lang w:val="fr_FR" w:bidi="fr_FR"/>
+        </w:rPr>
+      </w:r>
+    </w:p>
+    <w:p>
+      <w:pPr>
+        <w:pStyle w:val="Heading2"/>
+      </w:pPr>
+      <w:r>
+        <w:rPr>
+          <w:lang w:val="fr_FR" w:bidi="fr_FR"/>
+        </w:rPr>
+        <w:t>Koushân, Cushan, Cuschan</w:t>
+      </w:r>
+      <w:r>
+        <w:rPr>
+          <w:lang w:val="fr_FR" w:bidi="fr_FR"/>
+        </w:rPr>
+      </w:r>
+    </w:p>
+    <w:p>
+      <w:pPr/>
+      <w:r>
+        <w:rPr>
+          <w:lang w:val="fr_FR" w:bidi="fr_FR"/>
+        </w:rPr>
+      </w:r>
+      <w:r>
+        <w:rPr>
+          <w:lang w:val="fr_FR" w:bidi="fr_FR"/>
+        </w:rPr>
+        <w:t>Nom d’une tribu ou d’un lieu qui n'est mentionné(e) qu'une seule fois dans la Bible (</w:t>
+      </w:r>
+      <w:r>
+        <w:rPr>
+          <w:lang w:val="fr_FR" w:bidi="fr_FR"/>
+        </w:rPr>
+        <w:t>Ha 3.7</w:t>
+      </w:r>
+      <w:r>
+        <w:rPr>
+          <w:lang w:val="fr_FR" w:bidi="fr_FR"/>
+        </w:rPr>
+        <w:t xml:space="preserve">, voir Darby : « </w:t>
+      </w:r>
+      <w:r>
+        <w:rPr>
+          <w:lang w:val="fr_FR" w:bidi="fr_FR"/>
+        </w:rPr>
+        <w:t>Je vis les tentes de Cushan dans l’affliction ; les tentures du pays de Madian tremblèrent »)</w:t>
+      </w:r>
+      <w:r>
+        <w:rPr>
+          <w:lang w:val="fr_FR" w:bidi="fr_FR"/>
+        </w:rPr>
+        <w:t xml:space="preserve">. Certains pensent que Koushân désigne le peuple ou le pays appelé ailleurs Cusch en hébreu. La Septante traduit ce nom par le nom grec qui correspond à « Éthiopie » et de nombreuses versions françaises en font généralement de même. </w:t>
+      </w:r>
+    </w:p>
+    <w:p>
+      <w:pPr/>
+      <w:r>
+        <w:rPr>
+          <w:lang w:val="fr_FR" w:bidi="fr_FR"/>
+        </w:rPr>
+      </w:r>
+      <w:r>
+        <w:rPr>
+          <w:lang w:val="fr_FR" w:bidi="fr_FR"/>
+        </w:rPr>
+        <w:t>Habacuc 3.7</w:t>
+      </w:r>
+      <w:r>
+        <w:rPr>
+          <w:lang w:val="fr_FR" w:bidi="fr_FR"/>
+        </w:rPr>
+        <w:t xml:space="preserve"> mentionne Koushân en parallèle à Madian et le reste du passage mentionne aussi Théman et la montagne de Paran. Ceci pourrait indiquer que Koushân était situé aux environs d’Édom et de Madian, au sud et au sud-est de la mer Morte.</w:t>
+      </w:r>
+    </w:p>
+    <w:p>
+      <w:pPr/>
+      <w:r>
+        <w:rPr>
+          <w:lang w:val="fr_FR" w:bidi="fr_FR"/>
+        </w:rPr>
+      </w:r>
+      <w:r>
+        <w:rPr>
+          <w:i/>
+          <w:lang w:val="fr_FR" w:bidi="fr_FR"/>
+        </w:rPr>
+        <w:t>Voir aussi</w:t>
+      </w:r>
+      <w:r>
+        <w:rPr>
+          <w:lang w:val="fr_FR" w:bidi="fr_FR"/>
+        </w:rPr>
+        <w:t xml:space="preserve"> </w:t>
+      </w:r>
+      <w:r>
+        <w:rPr>
+          <w:lang w:val="fr_FR" w:bidi="fr_FR"/>
+        </w:rPr>
+        <w:t>Cusch (lieu)</w:t>
+      </w:r>
+      <w:r>
+        <w:rPr>
+          <w:lang w:val="fr_FR" w:bidi="fr_FR"/>
+        </w:rPr>
+        <w:t>.</w:t>
       </w:r>
       <w:r>
         <w:rPr>
